--- a/agents/namma-traffic-agent/namma-travel-app/Namma_Travel_App_Presentation.docx
+++ b/agents/namma-traffic-agent/namma-travel-app/Namma_Travel_App_Presentation.docx
@@ -290,7 +290,557 @@
           <w:color w:val="0F172A"/>
           <w:sz w:val="32"/>
         </w:rPr>
-        <w:t>2. Multimodal Transit Intelligence &amp; Cost Savings</w:t>
+        <w:t>2. Namma Travel AI Agent Architecture &amp; Autonomous Reasoning</w:t>
+      </w:r>
+    </w:p>
+    <w:p>
+      <w:r>
+        <w:t>At the core of Namma Travel is an autonomous transit intelligence agent (NammaTrafficAgent) powered by Google GenAI (Gemini 2.5 Flash SDK) with dynamic tool-calling reasoning and a deterministic local transit heuristics engine. The agent deciphers natural language commute queries, selects the most relevant transit tools, and synthesizes actionable departure and fare-saving advice:</w:t>
+      </w:r>
+    </w:p>
+    <w:p>
+      <w:pPr>
+        <w:spacing w:after="80"/>
+        <w:jc w:val="center"/>
+      </w:pPr>
+    </w:p>
+    <w:p>
+      <w:r>
+        <w:drawing>
+          <wp:inline xmlns:a="http://schemas.openxmlformats.org/drawingml/2006/main" xmlns:pic="http://schemas.openxmlformats.org/drawingml/2006/picture">
+            <wp:extent cx="5943600" cy="3042557"/>
+            <wp:docPr id="1" name="Picture 1"/>
+            <wp:cNvGraphicFramePr>
+              <a:graphicFrameLocks noChangeAspect="1"/>
+            </wp:cNvGraphicFramePr>
+            <a:graphic>
+              <a:graphicData uri="http://schemas.openxmlformats.org/drawingml/2006/picture">
+                <pic:pic>
+                  <pic:nvPicPr>
+                    <pic:cNvPr id="0" name="ai_agent_architecture.png"/>
+                    <pic:cNvPicPr/>
+                  </pic:nvPicPr>
+                  <pic:blipFill>
+                    <a:blip r:embed="rId11"/>
+                    <a:stretch>
+                      <a:fillRect/>
+                    </a:stretch>
+                  </pic:blipFill>
+                  <pic:spPr>
+                    <a:xfrm>
+                      <a:off x="0" y="0"/>
+                      <a:ext cx="5943600" cy="3042557"/>
+                    </a:xfrm>
+                    <a:prstGeom prst="rect"/>
+                  </pic:spPr>
+                </pic:pic>
+              </a:graphicData>
+            </a:graphic>
+          </wp:inline>
+        </w:drawing>
+      </w:r>
+    </w:p>
+    <w:p>
+      <w:pPr>
+        <w:spacing w:after="200"/>
+        <w:jc w:val="center"/>
+      </w:pPr>
+      <w:r>
+        <w:rPr>
+          <w:i/>
+          <w:color w:val="64748B"/>
+          <w:sz w:val="17"/>
+        </w:rPr>
+        <w:t>Figure 1: Autonomous AI Agent Architecture, Tool-Calling Loop, and Specialized Bengaluru Transit Tools</w:t>
+      </w:r>
+    </w:p>
+    <w:p>
+      <w:r>
+        <w:t>Specialized Transit Tools Executed by the AI Agent:</w:t>
+      </w:r>
+    </w:p>
+    <w:tbl>
+      <w:tblPr>
+        <w:tblW w:type="auto" w:w="0"/>
+        <w:jc w:val="center"/>
+        <w:tblLayout w:type="fixed"/>
+        <w:tblLook w:firstColumn="1" w:firstRow="1" w:lastColumn="0" w:lastRow="0" w:noHBand="0" w:noVBand="1" w:val="04A0"/>
+      </w:tblPr>
+      <w:tblGrid>
+        <w:gridCol w:w="2592"/>
+        <w:gridCol w:w="3312"/>
+        <w:gridCol w:w="3456"/>
+      </w:tblGrid>
+      <w:tr>
+        <w:tc>
+          <w:tcPr>
+            <w:tcW w:type="dxa" w:w="3312"/>
+            <w:shd w:fill="1A73E8"/>
+            <w:tcMar>
+              <w:top w:w="80" w:type="dxa"/>
+              <w:bottom w:w="80" w:type="dxa"/>
+              <w:left w:w="100" w:type="dxa"/>
+              <w:right w:w="100" w:type="dxa"/>
+            </w:tcMar>
+          </w:tcPr>
+          <w:p>
+            <w:pPr>
+              <w:jc w:val="center"/>
+            </w:pPr>
+            <w:r>
+              <w:rPr>
+                <w:b/>
+                <w:color w:val="FFFFFF"/>
+                <w:sz w:val="17"/>
+              </w:rPr>
+              <w:t>TOOL NAME</w:t>
+            </w:r>
+          </w:p>
+        </w:tc>
+        <w:tc>
+          <w:tcPr>
+            <w:tcW w:type="dxa" w:w="3312"/>
+            <w:shd w:fill="1A73E8"/>
+            <w:tcMar>
+              <w:top w:w="80" w:type="dxa"/>
+              <w:bottom w:w="80" w:type="dxa"/>
+              <w:left w:w="100" w:type="dxa"/>
+              <w:right w:w="100" w:type="dxa"/>
+            </w:tcMar>
+          </w:tcPr>
+          <w:p>
+            <w:pPr>
+              <w:jc w:val="center"/>
+            </w:pPr>
+            <w:r>
+              <w:rPr>
+                <w:b/>
+                <w:color w:val="FFFFFF"/>
+                <w:sz w:val="17"/>
+              </w:rPr>
+              <w:t>RESPONSIBILITY</w:t>
+            </w:r>
+          </w:p>
+        </w:tc>
+        <w:tc>
+          <w:tcPr>
+            <w:tcW w:type="dxa" w:w="3312"/>
+            <w:shd w:fill="1A73E8"/>
+            <w:tcMar>
+              <w:top w:w="80" w:type="dxa"/>
+              <w:bottom w:w="80" w:type="dxa"/>
+              <w:left w:w="100" w:type="dxa"/>
+              <w:right w:w="100" w:type="dxa"/>
+            </w:tcMar>
+          </w:tcPr>
+          <w:p>
+            <w:pPr>
+              <w:jc w:val="center"/>
+            </w:pPr>
+            <w:r>
+              <w:rPr>
+                <w:b/>
+                <w:color w:val="FFFFFF"/>
+                <w:sz w:val="17"/>
+              </w:rPr>
+              <w:t>BENGALURU LOCAL INTELLIGENCE</w:t>
+            </w:r>
+          </w:p>
+        </w:tc>
+      </w:tr>
+      <w:tr>
+        <w:tc>
+          <w:tcPr>
+            <w:tcW w:type="dxa" w:w="3312"/>
+            <w:shd w:fill="FFFFFF"/>
+            <w:tcMar>
+              <w:top w:w="60" w:type="dxa"/>
+              <w:bottom w:w="60" w:type="dxa"/>
+              <w:left w:w="80" w:type="dxa"/>
+              <w:right w:w="80" w:type="dxa"/>
+            </w:tcMar>
+          </w:tcPr>
+          <w:p>
+            <w:pPr>
+              <w:jc w:val="left"/>
+            </w:pPr>
+            <w:r>
+              <w:rPr>
+                <w:b/>
+                <w:color w:val="0F172A"/>
+                <w:sz w:val="17"/>
+              </w:rPr>
+              <w:t>get_route_traffic()</w:t>
+            </w:r>
+          </w:p>
+        </w:tc>
+        <w:tc>
+          <w:tcPr>
+            <w:tcW w:type="dxa" w:w="3312"/>
+            <w:shd w:fill="FFFFFF"/>
+            <w:tcMar>
+              <w:top w:w="60" w:type="dxa"/>
+              <w:bottom w:w="60" w:type="dxa"/>
+              <w:left w:w="80" w:type="dxa"/>
+              <w:right w:w="80" w:type="dxa"/>
+            </w:tcMar>
+          </w:tcPr>
+          <w:p>
+            <w:pPr>
+              <w:jc w:val="left"/>
+            </w:pPr>
+            <w:r>
+              <w:rPr>
+                <w:color w:val="0F172A"/>
+                <w:sz w:val="17"/>
+              </w:rPr>
+              <w:t>Calculates live road delays &amp; surge multipliers</w:t>
+            </w:r>
+          </w:p>
+        </w:tc>
+        <w:tc>
+          <w:tcPr>
+            <w:tcW w:type="dxa" w:w="3312"/>
+            <w:shd w:fill="FFFFFF"/>
+            <w:tcMar>
+              <w:top w:w="60" w:type="dxa"/>
+              <w:bottom w:w="60" w:type="dxa"/>
+              <w:left w:w="80" w:type="dxa"/>
+              <w:right w:w="80" w:type="dxa"/>
+            </w:tcMar>
+          </w:tcPr>
+          <w:p>
+            <w:pPr>
+              <w:jc w:val="left"/>
+            </w:pPr>
+            <w:r>
+              <w:rPr>
+                <w:color w:val="0F172A"/>
+                <w:sz w:val="17"/>
+              </w:rPr>
+              <w:t>Calibrated on 15 core tech hubs (Koramangala, Whitefield, Hebbal, E-City)</w:t>
+            </w:r>
+          </w:p>
+        </w:tc>
+      </w:tr>
+      <w:tr>
+        <w:tc>
+          <w:tcPr>
+            <w:tcW w:type="dxa" w:w="3312"/>
+            <w:shd w:fill="F8FAFC"/>
+            <w:tcMar>
+              <w:top w:w="60" w:type="dxa"/>
+              <w:bottom w:w="60" w:type="dxa"/>
+              <w:left w:w="80" w:type="dxa"/>
+              <w:right w:w="80" w:type="dxa"/>
+            </w:tcMar>
+          </w:tcPr>
+          <w:p>
+            <w:pPr>
+              <w:jc w:val="left"/>
+            </w:pPr>
+            <w:r>
+              <w:rPr>
+                <w:b/>
+                <w:color w:val="0F172A"/>
+                <w:sz w:val="17"/>
+              </w:rPr>
+              <w:t>check_chokepoints()</w:t>
+            </w:r>
+          </w:p>
+        </w:tc>
+        <w:tc>
+          <w:tcPr>
+            <w:tcW w:type="dxa" w:w="3312"/>
+            <w:shd w:fill="F8FAFC"/>
+            <w:tcMar>
+              <w:top w:w="60" w:type="dxa"/>
+              <w:bottom w:w="60" w:type="dxa"/>
+              <w:left w:w="80" w:type="dxa"/>
+              <w:right w:w="80" w:type="dxa"/>
+            </w:tcMar>
+          </w:tcPr>
+          <w:p>
+            <w:pPr>
+              <w:jc w:val="left"/>
+            </w:pPr>
+            <w:r>
+              <w:rPr>
+                <w:color w:val="0F172A"/>
+                <w:sz w:val="17"/>
+              </w:rPr>
+              <w:t>Evaluates bottlenecks &amp; congestion severity</w:t>
+            </w:r>
+          </w:p>
+        </w:tc>
+        <w:tc>
+          <w:tcPr>
+            <w:tcW w:type="dxa" w:w="3312"/>
+            <w:shd w:fill="F8FAFC"/>
+            <w:tcMar>
+              <w:top w:w="60" w:type="dxa"/>
+              <w:bottom w:w="60" w:type="dxa"/>
+              <w:left w:w="80" w:type="dxa"/>
+              <w:right w:w="80" w:type="dxa"/>
+            </w:tcMar>
+          </w:tcPr>
+          <w:p>
+            <w:pPr>
+              <w:jc w:val="left"/>
+            </w:pPr>
+            <w:r>
+              <w:rPr>
+                <w:color w:val="0F172A"/>
+                <w:sz w:val="17"/>
+              </w:rPr>
+              <w:t>Real-time delay tracking for Silk Board, Tin Factory, Bellandur, Sony World</w:t>
+            </w:r>
+          </w:p>
+        </w:tc>
+      </w:tr>
+      <w:tr>
+        <w:tc>
+          <w:tcPr>
+            <w:tcW w:type="dxa" w:w="3312"/>
+            <w:shd w:fill="FFFFFF"/>
+            <w:tcMar>
+              <w:top w:w="60" w:type="dxa"/>
+              <w:bottom w:w="60" w:type="dxa"/>
+              <w:left w:w="80" w:type="dxa"/>
+              <w:right w:w="80" w:type="dxa"/>
+            </w:tcMar>
+          </w:tcPr>
+          <w:p>
+            <w:pPr>
+              <w:jc w:val="left"/>
+            </w:pPr>
+            <w:r>
+              <w:rPr>
+                <w:b/>
+                <w:color w:val="0F172A"/>
+                <w:sz w:val="17"/>
+              </w:rPr>
+              <w:t>get_metro_alternative()</w:t>
+            </w:r>
+          </w:p>
+        </w:tc>
+        <w:tc>
+          <w:tcPr>
+            <w:tcW w:type="dxa" w:w="3312"/>
+            <w:shd w:fill="FFFFFF"/>
+            <w:tcMar>
+              <w:top w:w="60" w:type="dxa"/>
+              <w:bottom w:w="60" w:type="dxa"/>
+              <w:left w:w="80" w:type="dxa"/>
+              <w:right w:w="80" w:type="dxa"/>
+            </w:tcMar>
+          </w:tcPr>
+          <w:p>
+            <w:pPr>
+              <w:jc w:val="left"/>
+            </w:pPr>
+            <w:r>
+              <w:rPr>
+                <w:color w:val="0F172A"/>
+                <w:sz w:val="17"/>
+              </w:rPr>
+              <w:t>Analyzes Purple, Green &amp; Yellow Metro lines</w:t>
+            </w:r>
+          </w:p>
+        </w:tc>
+        <w:tc>
+          <w:tcPr>
+            <w:tcW w:type="dxa" w:w="3312"/>
+            <w:shd w:fill="FFFFFF"/>
+            <w:tcMar>
+              <w:top w:w="60" w:type="dxa"/>
+              <w:bottom w:w="60" w:type="dxa"/>
+              <w:left w:w="80" w:type="dxa"/>
+              <w:right w:w="80" w:type="dxa"/>
+            </w:tcMar>
+          </w:tcPr>
+          <w:p>
+            <w:pPr>
+              <w:jc w:val="left"/>
+            </w:pPr>
+            <w:r>
+              <w:rPr>
+                <w:color w:val="0F172A"/>
+                <w:sz w:val="17"/>
+              </w:rPr>
+              <w:t>Door-to-door duration, exact fare, transfer stations (Majestic) &amp; walking legs</w:t>
+            </w:r>
+          </w:p>
+        </w:tc>
+      </w:tr>
+      <w:tr>
+        <w:tc>
+          <w:tcPr>
+            <w:tcW w:type="dxa" w:w="3312"/>
+            <w:shd w:fill="F8FAFC"/>
+            <w:tcMar>
+              <w:top w:w="60" w:type="dxa"/>
+              <w:bottom w:w="60" w:type="dxa"/>
+              <w:left w:w="80" w:type="dxa"/>
+              <w:right w:w="80" w:type="dxa"/>
+            </w:tcMar>
+          </w:tcPr>
+          <w:p>
+            <w:pPr>
+              <w:jc w:val="left"/>
+            </w:pPr>
+            <w:r>
+              <w:rPr>
+                <w:b/>
+                <w:color w:val="0F172A"/>
+                <w:sz w:val="17"/>
+              </w:rPr>
+              <w:t>get_bmtc_bus_details()</w:t>
+            </w:r>
+          </w:p>
+        </w:tc>
+        <w:tc>
+          <w:tcPr>
+            <w:tcW w:type="dxa" w:w="3312"/>
+            <w:shd w:fill="F8FAFC"/>
+            <w:tcMar>
+              <w:top w:w="60" w:type="dxa"/>
+              <w:bottom w:w="60" w:type="dxa"/>
+              <w:left w:w="80" w:type="dxa"/>
+              <w:right w:w="80" w:type="dxa"/>
+            </w:tcMar>
+          </w:tcPr>
+          <w:p>
+            <w:pPr>
+              <w:jc w:val="left"/>
+            </w:pPr>
+            <w:r>
+              <w:rPr>
+                <w:color w:val="0F172A"/>
+                <w:sz w:val="17"/>
+              </w:rPr>
+              <w:t>Compares Volvo Vajra AC vs Ordinary buses</w:t>
+            </w:r>
+          </w:p>
+        </w:tc>
+        <w:tc>
+          <w:tcPr>
+            <w:tcW w:type="dxa" w:w="3312"/>
+            <w:shd w:fill="F8FAFC"/>
+            <w:tcMar>
+              <w:top w:w="60" w:type="dxa"/>
+              <w:bottom w:w="60" w:type="dxa"/>
+              <w:left w:w="80" w:type="dxa"/>
+              <w:right w:w="80" w:type="dxa"/>
+            </w:tcMar>
+          </w:tcPr>
+          <w:p>
+            <w:pPr>
+              <w:jc w:val="left"/>
+            </w:pPr>
+            <w:r>
+              <w:rPr>
+                <w:color w:val="0F172A"/>
+                <w:sz w:val="17"/>
+              </w:rPr>
+              <w:t>Route numbers (500-D, 335-E, G-2), frequency, stops &amp; daily pass savings</w:t>
+            </w:r>
+          </w:p>
+        </w:tc>
+      </w:tr>
+      <w:tr>
+        <w:tc>
+          <w:tcPr>
+            <w:tcW w:type="dxa" w:w="3312"/>
+            <w:shd w:fill="FFFFFF"/>
+            <w:tcMar>
+              <w:top w:w="60" w:type="dxa"/>
+              <w:bottom w:w="60" w:type="dxa"/>
+              <w:left w:w="80" w:type="dxa"/>
+              <w:right w:w="80" w:type="dxa"/>
+            </w:tcMar>
+          </w:tcPr>
+          <w:p>
+            <w:pPr>
+              <w:jc w:val="left"/>
+            </w:pPr>
+            <w:r>
+              <w:rPr>
+                <w:b/>
+                <w:color w:val="0F172A"/>
+                <w:sz w:val="17"/>
+              </w:rPr>
+              <w:t>get_weather_waterlogging_alerts()</w:t>
+            </w:r>
+          </w:p>
+        </w:tc>
+        <w:tc>
+          <w:tcPr>
+            <w:tcW w:type="dxa" w:w="3312"/>
+            <w:shd w:fill="FFFFFF"/>
+            <w:tcMar>
+              <w:top w:w="60" w:type="dxa"/>
+              <w:bottom w:w="60" w:type="dxa"/>
+              <w:left w:w="80" w:type="dxa"/>
+              <w:right w:w="80" w:type="dxa"/>
+            </w:tcMar>
+          </w:tcPr>
+          <w:p>
+            <w:pPr>
+              <w:jc w:val="left"/>
+            </w:pPr>
+            <w:r>
+              <w:rPr>
+                <w:color w:val="0F172A"/>
+                <w:sz w:val="17"/>
+              </w:rPr>
+              <w:t>Monitors monsoon rain &amp; hazard zones</w:t>
+            </w:r>
+          </w:p>
+        </w:tc>
+        <w:tc>
+          <w:tcPr>
+            <w:tcW w:type="dxa" w:w="3312"/>
+            <w:shd w:fill="FFFFFF"/>
+            <w:tcMar>
+              <w:top w:w="60" w:type="dxa"/>
+              <w:bottom w:w="60" w:type="dxa"/>
+              <w:left w:w="80" w:type="dxa"/>
+              <w:right w:w="80" w:type="dxa"/>
+            </w:tcMar>
+          </w:tcPr>
+          <w:p>
+            <w:pPr>
+              <w:jc w:val="left"/>
+            </w:pPr>
+            <w:r>
+              <w:rPr>
+                <w:color w:val="0F172A"/>
+                <w:sz w:val="17"/>
+              </w:rPr>
+              <w:t>Real-time alerts for flooded underpasses (Panathur, Marathahalli) &amp; BBMP roadworks</w:t>
+            </w:r>
+          </w:p>
+        </w:tc>
+      </w:tr>
+    </w:tbl>
+    <w:p>
+      <w:pPr>
+        <w:spacing w:after="160"/>
+      </w:pPr>
+    </w:p>
+    <w:p>
+      <w:pPr>
+        <w:spacing w:before="280" w:after="80"/>
+      </w:pPr>
+      <w:r>
+        <w:rPr>
+          <w:rFonts w:ascii="Calibri" w:hAnsi="Calibri"/>
+          <w:b/>
+          <w:color w:val="0F172A"/>
+          <w:sz w:val="32"/>
+        </w:rPr>
+        <w:t>3. Multimodal Transit Intelligence &amp; Cost Savings</w:t>
       </w:r>
     </w:p>
     <w:p>
@@ -309,7 +859,7 @@
         <w:drawing>
           <wp:inline xmlns:a="http://schemas.openxmlformats.org/drawingml/2006/main" xmlns:pic="http://schemas.openxmlformats.org/drawingml/2006/picture">
             <wp:extent cx="5852160" cy="3035450"/>
-            <wp:docPr id="1" name="Picture 1"/>
+            <wp:docPr id="2" name="Picture 2"/>
             <wp:cNvGraphicFramePr>
               <a:graphicFrameLocks noChangeAspect="1"/>
             </wp:cNvGraphicFramePr>
@@ -321,7 +871,7 @@
                     <pic:cNvPicPr/>
                   </pic:nvPicPr>
                   <pic:blipFill>
-                    <a:blip r:embed="rId11"/>
+                    <a:blip r:embed="rId12"/>
                     <a:stretch>
                       <a:fillRect/>
                     </a:stretch>
@@ -351,7 +901,7 @@
           <w:color w:val="64748B"/>
           <w:sz w:val="17"/>
         </w:rPr>
-        <w:t>Figure 1: Comprehensive Fare vs Travel Time Benchmark across Bengaluru Transit Modes</w:t>
+        <w:t>Figure 2: Comprehensive Fare vs Travel Time Benchmark across Bengaluru Transit Modes</w:t>
       </w:r>
     </w:p>
     <w:p>
@@ -1213,7 +1763,7 @@
           <w:color w:val="0F172A"/>
           <w:sz w:val="32"/>
         </w:rPr>
-        <w:t>3. AI Bottleneck Radar &amp; Departure Optimization</w:t>
+        <w:t>4. AI Bottleneck Radar &amp; Departure Optimization</w:t>
       </w:r>
     </w:p>
     <w:p>
@@ -1231,7 +1781,7 @@
         <w:drawing>
           <wp:inline xmlns:a="http://schemas.openxmlformats.org/drawingml/2006/main" xmlns:pic="http://schemas.openxmlformats.org/drawingml/2006/picture">
             <wp:extent cx="5852160" cy="2740885"/>
-            <wp:docPr id="2" name="Picture 2"/>
+            <wp:docPr id="3" name="Picture 3"/>
             <wp:cNvGraphicFramePr>
               <a:graphicFrameLocks noChangeAspect="1"/>
             </wp:cNvGraphicFramePr>
@@ -1243,7 +1793,7 @@
                     <pic:cNvPicPr/>
                   </pic:nvPicPr>
                   <pic:blipFill>
-                    <a:blip r:embed="rId12"/>
+                    <a:blip r:embed="rId13"/>
                     <a:stretch>
                       <a:fillRect/>
                     </a:stretch>
@@ -1273,7 +1823,7 @@
           <w:color w:val="64748B"/>
           <w:sz w:val="17"/>
         </w:rPr>
-        <w:t>Figure 2: AI Predicted Delay Curves and Recommended Off-Peak Departure Windows</w:t>
+        <w:t>Figure 3: AI Predicted Delay Curves and Recommended Off-Peak Departure Windows</w:t>
       </w:r>
     </w:p>
     <w:tbl>
@@ -1315,7 +1865,7 @@
                 <w:color w:val="16A34A"/>
                 <w:sz w:val="21"/>
               </w:rPr>
-              <w:t>📌 Copilot Dynamic Advice</w:t>
+              <w:t>📌 AI Agent Recommendation Advice</w:t>
               <w:br/>
             </w:r>
             <w:r>
@@ -1351,7 +1901,7 @@
           <w:color w:val="0F172A"/>
           <w:sz w:val="32"/>
         </w:rPr>
-        <w:t>4. Secure Authentication: Gmail &amp; Mobile OTP</w:t>
+        <w:t>5. Secure Authentication: Gmail &amp; Mobile OTP</w:t>
       </w:r>
     </w:p>
     <w:p>
@@ -1369,7 +1919,7 @@
         <w:drawing>
           <wp:inline xmlns:a="http://schemas.openxmlformats.org/drawingml/2006/main" xmlns:pic="http://schemas.openxmlformats.org/drawingml/2006/picture">
             <wp:extent cx="5852160" cy="2296417"/>
-            <wp:docPr id="3" name="Picture 3"/>
+            <wp:docPr id="4" name="Picture 4"/>
             <wp:cNvGraphicFramePr>
               <a:graphicFrameLocks noChangeAspect="1"/>
             </wp:cNvGraphicFramePr>
@@ -1381,7 +1931,7 @@
                     <pic:cNvPicPr/>
                   </pic:nvPicPr>
                   <pic:blipFill>
-                    <a:blip r:embed="rId13"/>
+                    <a:blip r:embed="rId14"/>
                     <a:stretch>
                       <a:fillRect/>
                     </a:stretch>
@@ -1411,7 +1961,7 @@
           <w:color w:val="64748B"/>
           <w:sz w:val="17"/>
         </w:rPr>
-        <w:t>Figure 3: Dual Authentication Pipeline &amp; User Personalization State Machine</w:t>
+        <w:t>Figure 4: Dual Authentication Pipeline &amp; User Personalization State Machine</w:t>
       </w:r>
     </w:p>
     <w:tbl>
@@ -1745,7 +2295,7 @@
           <w:color w:val="0F172A"/>
           <w:sz w:val="32"/>
         </w:rPr>
-        <w:t>5. Play Store &amp; App Store Distribution Architecture</w:t>
+        <w:t>6. Play Store &amp; App Store Distribution Architecture</w:t>
       </w:r>
     </w:p>
     <w:p>
@@ -1763,7 +2313,7 @@
         <w:drawing>
           <wp:inline xmlns:a="http://schemas.openxmlformats.org/drawingml/2006/main" xmlns:pic="http://schemas.openxmlformats.org/drawingml/2006/picture">
             <wp:extent cx="5852160" cy="2296417"/>
-            <wp:docPr id="4" name="Picture 4"/>
+            <wp:docPr id="5" name="Picture 5"/>
             <wp:cNvGraphicFramePr>
               <a:graphicFrameLocks noChangeAspect="1"/>
             </wp:cNvGraphicFramePr>
@@ -1775,7 +2325,7 @@
                     <pic:cNvPicPr/>
                   </pic:nvPicPr>
                   <pic:blipFill>
-                    <a:blip r:embed="rId14"/>
+                    <a:blip r:embed="rId15"/>
                     <a:stretch>
                       <a:fillRect/>
                     </a:stretch>
@@ -1805,7 +2355,7 @@
           <w:color w:val="64748B"/>
           <w:sz w:val="17"/>
         </w:rPr>
-        <w:t>Figure 4: Google Play Store &amp; Apple App Store Packaging and Release Architecture</w:t>
+        <w:t>Figure 5: Google Play Store &amp; Apple App Store Packaging and Release Architecture</w:t>
       </w:r>
     </w:p>
     <w:tbl>
@@ -1882,7 +2432,7 @@
           <w:color w:val="0F172A"/>
           <w:sz w:val="32"/>
         </w:rPr>
-        <w:t>6. User Installation Steps &amp; Technology Stack</w:t>
+        <w:t>7. User Installation Steps &amp; Technology Stack</w:t>
       </w:r>
     </w:p>
     <w:tbl>
